--- a/public/templates/GYL_MASTER.docx
+++ b/public/templates/GYL_MASTER.docx
@@ -5495,7 +5495,7 @@
               <w:sz w:val="28"/>
               <w:szCs w:val="28"/>
             </w:rPr>
-            <w:t xml:space="preserve">{{manufacturerName}}</w:t>
+            <w:t>{{manufacturerName}}</w:t>
           </w:r>
         </w:p>
         <w:p>
@@ -5514,7 +5514,7 @@
               <w:sz w:val="28"/>
               <w:szCs w:val="28"/>
             </w:rPr>
-            <w:t xml:space="preserve">{{plantName}}</w:t>
+            <w:t>{{plantName}}</w:t>
           </w:r>
         </w:p>
       </w:tc>
@@ -5687,7 +5687,7 @@
             <w:rPr>
               <w:szCs w:val="24"/>
             </w:rPr>
-            <w:t xml:space="preserve">Érvénybe lépés: {{effectiveDate}}</w:t>
+            <w:t>Érvénybe lépés: {{effectiveDate}}</w:t>
           </w:r>
         </w:p>
       </w:tc>

--- a/public/templates/GYL_MASTER.docx
+++ b/public/templates/GYL_MASTER.docx
@@ -251,6 +251,36 @@
               <w:t xml:space="preserve">{{preparedBy}}</w:t>
             </w:r>
           </w:p>
+          <w:p>
+            <w:pPr>
+              <w:pStyle w:val="Footer"/>
+              <w:jc w:val="center"/>
+              <w:rPr>
+                <w:lang w:val="hu-HU"/>
+              </w:rPr>
+            </w:pPr>
+            <w:r>
+              <w:rPr>
+                <w:lang w:val="hu-HU"/>
+              </w:rPr>
+              <w:t xml:space="preserve">{{CREATED_DATE}}</w:t>
+            </w:r>
+          </w:p>
+          <w:p>
+            <w:pPr>
+              <w:pStyle w:val="Footer"/>
+              <w:jc w:val="center"/>
+              <w:rPr>
+                <w:lang w:val="hu-HU"/>
+              </w:rPr>
+            </w:pPr>
+            <w:r>
+              <w:rPr>
+                <w:lang w:val="hu-HU"/>
+              </w:rPr>
+              <w:t xml:space="preserve">{{CREATED_SIGNATURE}}</w:t>
+            </w:r>
+          </w:p>
         </w:tc>
         <w:tc>
           <w:tcPr>
@@ -335,6 +365,28 @@
             <w:r>
               <w:rPr/>
               <w:t xml:space="preserve">{{approver}}</w:t>
+            </w:r>
+          </w:p>
+          <w:p>
+            <w:pPr>
+              <w:pStyle w:val="Footer"/>
+              <w:jc w:val="center"/>
+              <w:rPr/>
+            </w:pPr>
+            <w:r>
+              <w:rPr/>
+              <w:t xml:space="preserve">{{APPROVED_DATE}}</w:t>
+            </w:r>
+          </w:p>
+          <w:p>
+            <w:pPr>
+              <w:pStyle w:val="Footer"/>
+              <w:jc w:val="center"/>
+              <w:rPr/>
+            </w:pPr>
+            <w:r>
+              <w:rPr/>
+              <w:t xml:space="preserve">{{APPROVED_SIGNATURE}}</w:t>
             </w:r>
           </w:p>
         </w:tc>
